--- a/docs/CV-clean.docx
+++ b/docs/CV-clean.docx
@@ -67,7 +67,7 @@
           <w:szCs w:val="20"/>
           <w:rtl w:val="0"/>
         </w:rPr>
-        <w:t xml:space="preserve">Lagos, Nigeria  •  sundaymiracle5000@gmail.com  •  +234 913 572 2847</w:t>
+        <w:t xml:space="preserve">Lagos, Nigeria  •  miracleakhimien835@gmail.com  •  +234 913 572 2847</w:t>
       </w:r>
     </w:p>
     <w:p>
